--- a/courseware/WSQ - Lesson Plan - Agile Project Management for Business - v9.0.docx
+++ b/courseware/WSQ - Lesson Plan - Agile Project Management for Business - v9.0.docx
@@ -630,7 +630,7 @@
           <w:color w:val="333333"/>
           <w:sz w:val="21"/>
         </w:rPr>
-        <w:t>3.1  Day 1 — The Agile mindset and the essentials — why Agile, the Manifesto, Scrum, Lean and Kanban</w:t>
+        <w:t>3.1  Day 1 — The Agile mindset and the essentials</w:t>
         <w:tab/>
         <w:t>6</w:t>
       </w:r>
@@ -650,7 +650,7 @@
           <w:color w:val="333333"/>
           <w:sz w:val="21"/>
         </w:rPr>
-        <w:t>3.2  Day 2 — Building and running an Agile team — vision, stories, execution, metrics and improvement</w:t>
+        <w:t>3.2  Day 2 — Building and running an Agile team</w:t>
         <w:tab/>
         <w:t>8</w:t>
       </w:r>
@@ -672,7 +672,7 @@
         </w:rPr>
         <w:t>3.3  Assessment Session (Day 2, after instructional hours)</w:t>
         <w:tab/>
-        <w:t>10</w:t>
+        <w:t>11</w:t>
       </w:r>
     </w:p>
     <w:p>
@@ -710,7 +710,7 @@
         </w:rPr>
         <w:t>5.  Assessment Plan</w:t>
         <w:tab/>
-        <w:t>12</w:t>
+        <w:t>13</w:t>
       </w:r>
     </w:p>
     <w:p>
@@ -729,7 +729,7 @@
         </w:rPr>
         <w:t>6.  Trainer Delivery Notes</w:t>
         <w:tab/>
-        <w:t>13</w:t>
+        <w:t>14</w:t>
       </w:r>
     </w:p>
     <w:p>
@@ -749,7 +749,7 @@
         </w:rPr>
         <w:t>6.1  Timing Discipline</w:t>
         <w:tab/>
-        <w:t>13</w:t>
+        <w:t>14</w:t>
       </w:r>
     </w:p>
     <w:p>
@@ -769,7 +769,7 @@
         </w:rPr>
         <w:t>6.2  Facilitating the Activities</w:t>
         <w:tab/>
-        <w:t>13</w:t>
+        <w:t>14</w:t>
       </w:r>
     </w:p>
     <w:p>
@@ -789,7 +789,7 @@
         </w:rPr>
         <w:t>6.3  Common Learner Misconceptions to Correct</w:t>
         <w:tab/>
-        <w:t>13</w:t>
+        <w:t>14</w:t>
       </w:r>
     </w:p>
     <w:p>
@@ -809,7 +809,7 @@
         </w:rPr>
         <w:t>6.4  Contingency</w:t>
         <w:tab/>
-        <w:t>13</w:t>
+        <w:t>14</w:t>
       </w:r>
     </w:p>
     <w:p>
@@ -1316,7 +1316,7 @@
       </w:pPr>
       <w:r>
         <w:rPr>
-          <w:sz w:val="21"/>
+          <w:sz w:val="22"/>
         </w:rPr>
         <w:t>Project Manager</w:t>
       </w:r>
@@ -1328,7 +1328,7 @@
       </w:pPr>
       <w:r>
         <w:rPr>
-          <w:sz w:val="21"/>
+          <w:sz w:val="22"/>
         </w:rPr>
         <w:t>Scrum Master</w:t>
       </w:r>
@@ -1340,7 +1340,7 @@
       </w:pPr>
       <w:r>
         <w:rPr>
-          <w:sz w:val="21"/>
+          <w:sz w:val="22"/>
         </w:rPr>
         <w:t>Product Owner</w:t>
       </w:r>
@@ -1352,7 +1352,7 @@
       </w:pPr>
       <w:r>
         <w:rPr>
-          <w:sz w:val="21"/>
+          <w:sz w:val="22"/>
         </w:rPr>
         <w:t>Business Analyst</w:t>
       </w:r>
@@ -1364,7 +1364,7 @@
       </w:pPr>
       <w:r>
         <w:rPr>
-          <w:sz w:val="21"/>
+          <w:sz w:val="22"/>
         </w:rPr>
         <w:t>Team Leader</w:t>
       </w:r>
@@ -1376,7 +1376,7 @@
       </w:pPr>
       <w:r>
         <w:rPr>
-          <w:sz w:val="21"/>
+          <w:sz w:val="22"/>
         </w:rPr>
         <w:t>IT Project Manager</w:t>
       </w:r>
@@ -1388,7 +1388,7 @@
       </w:pPr>
       <w:r>
         <w:rPr>
-          <w:sz w:val="21"/>
+          <w:sz w:val="22"/>
         </w:rPr>
         <w:t>Change Manager</w:t>
       </w:r>
@@ -1400,7 +1400,7 @@
       </w:pPr>
       <w:r>
         <w:rPr>
-          <w:sz w:val="21"/>
+          <w:sz w:val="22"/>
         </w:rPr>
         <w:t>Operations Manager</w:t>
       </w:r>
@@ -1412,7 +1412,7 @@
       </w:pPr>
       <w:r>
         <w:rPr>
-          <w:sz w:val="21"/>
+          <w:sz w:val="22"/>
         </w:rPr>
         <w:t>Programme Manager</w:t>
       </w:r>
@@ -1433,7 +1433,7 @@
       </w:pPr>
       <w:r>
         <w:rPr>
-          <w:sz w:val="21"/>
+          <w:sz w:val="22"/>
         </w:rPr>
         <w:t>Basic computer operation proficiency</w:t>
       </w:r>
@@ -1445,7 +1445,7 @@
       </w:pPr>
       <w:r>
         <w:rPr>
-          <w:sz w:val="21"/>
+          <w:sz w:val="22"/>
         </w:rPr>
         <w:t>Minimum 3 GCE 'O' Level passes including English, or Workplace Literacy (WPL) Level 5</w:t>
       </w:r>
@@ -1457,7 +1457,7 @@
       </w:pPr>
       <w:r>
         <w:rPr>
-          <w:sz w:val="21"/>
+          <w:sz w:val="22"/>
         </w:rPr>
         <w:t>Minimum 1 year of working experience</w:t>
       </w:r>
@@ -1469,7 +1469,7 @@
       </w:pPr>
       <w:r>
         <w:rPr>
-          <w:sz w:val="21"/>
+          <w:sz w:val="22"/>
         </w:rPr>
         <w:t>A positive learning attitude and willingness to participate in team activities</w:t>
       </w:r>
@@ -2479,7 +2479,7 @@
       </w:pPr>
       <w:r>
         <w:rPr>
-          <w:sz w:val="21"/>
+          <w:sz w:val="22"/>
         </w:rPr>
         <w:t>Master Trainer Slides (PPTX and PDF), 120 slides, version v9.0</w:t>
       </w:r>
@@ -2491,7 +2491,7 @@
       </w:pPr>
       <w:r>
         <w:rPr>
-          <w:sz w:val="21"/>
+          <w:sz w:val="22"/>
         </w:rPr>
         <w:t>This Lesson Plan</w:t>
       </w:r>
@@ -2503,7 +2503,7 @@
       </w:pPr>
       <w:r>
         <w:rPr>
-          <w:sz w:val="21"/>
+          <w:sz w:val="22"/>
         </w:rPr>
         <w:t>Learner Guide with full step-by-step activity instructions</w:t>
       </w:r>
@@ -2515,7 +2515,7 @@
       </w:pPr>
       <w:r>
         <w:rPr>
-          <w:sz w:val="21"/>
+          <w:sz w:val="22"/>
         </w:rPr>
         <w:t>Assessment instruments: WA (SAQ) question paper and answer key; Case Study question paper and marking guide (trainer-only — never distributed to learners)</w:t>
       </w:r>
@@ -2527,7 +2527,7 @@
       </w:pPr>
       <w:r>
         <w:rPr>
-          <w:sz w:val="21"/>
+          <w:sz w:val="22"/>
         </w:rPr>
         <w:t>Laptop, projector and internet access</w:t>
       </w:r>
@@ -2539,7 +2539,7 @@
       </w:pPr>
       <w:r>
         <w:rPr>
-          <w:sz w:val="21"/>
+          <w:sz w:val="22"/>
         </w:rPr>
         <w:t>Whiteboard and markers</w:t>
       </w:r>
@@ -2551,7 +2551,7 @@
       </w:pPr>
       <w:r>
         <w:rPr>
-          <w:sz w:val="21"/>
+          <w:sz w:val="22"/>
         </w:rPr>
         <w:t>Sticky notes and A3 flip-chart paper for the team activities</w:t>
       </w:r>
@@ -2563,7 +2563,7 @@
       </w:pPr>
       <w:r>
         <w:rPr>
-          <w:sz w:val="21"/>
+          <w:sz w:val="22"/>
         </w:rPr>
         <w:t>Planning-poker cards (Fibonacci: 1, 2, 3, 5, 8, 13, 21) — one deck per team</w:t>
       </w:r>
@@ -2584,7 +2584,7 @@
       </w:pPr>
       <w:r>
         <w:rPr>
-          <w:sz w:val="21"/>
+          <w:sz w:val="22"/>
         </w:rPr>
         <w:t>Learner Slides (PDF)</w:t>
       </w:r>
@@ -2596,7 +2596,7 @@
       </w:pPr>
       <w:r>
         <w:rPr>
-          <w:sz w:val="21"/>
+          <w:sz w:val="22"/>
         </w:rPr>
         <w:t>Learner Guide (PDF) — contains every activity step</w:t>
       </w:r>
@@ -2608,7 +2608,7 @@
       </w:pPr>
       <w:r>
         <w:rPr>
-          <w:sz w:val="21"/>
+          <w:sz w:val="22"/>
         </w:rPr>
         <w:t>A laptop or tablet with a modern web browser and internet access</w:t>
       </w:r>
@@ -2620,7 +2620,7 @@
       </w:pPr>
       <w:r>
         <w:rPr>
-          <w:sz w:val="21"/>
+          <w:sz w:val="22"/>
         </w:rPr>
         <w:t>The HarbourFront Logistics case brief (in the Learner Guide)</w:t>
       </w:r>
@@ -3072,7 +3072,7 @@
         <w:spacing w:before="160"/>
       </w:pPr>
       <w:r>
-        <w:t>3.1  Day 1 — The Agile mindset and the essentials — why Agile, the Manifesto, Scrum, Lean and Kanban</w:t>
+        <w:t>3.1  Day 1 — The Agile mindset and the essentials</w:t>
       </w:r>
     </w:p>
     <w:p>
@@ -4739,7 +4739,7 @@
         <w:spacing w:before="160"/>
       </w:pPr>
       <w:r>
-        <w:t>3.2  Day 2 — Building and running an Agile team — vision, stories, execution, metrics and improvement</w:t>
+        <w:t>3.2  Day 2 — Building and running an Agile team</w:t>
       </w:r>
     </w:p>
     <w:p>
@@ -6117,7 +6117,7 @@
               <w:rPr>
                 <w:sz w:val="17"/>
               </w:rPr>
-              <w:t>Topic 3: The Five Agile Metrics</w:t>
+              <w:t>Topic 3: The Five Agile Metrics, Waste and Risk</w:t>
             </w:r>
           </w:p>
         </w:tc>
@@ -6134,7 +6134,7 @@
               <w:rPr>
                 <w:sz w:val="17"/>
               </w:rPr>
-              <w:t>Sprint burndown, release burndown, velocity, control chart and cumulative flow diagram — what each shows, how to read it, and the anti-patterns. Little's Law worked numerically. (A4, A6)</w:t>
+              <w:t>Sprint burndown, release burndown, velocity, control chart and cumulative flow diagram — what each shows, how to read it, and the anti-patterns. Little's Law worked numerically. Root-cause tools, the Pareto principle, value stream mapping, risk as anti-value, and technical debt and ownership. (A3, A4, A6, A7)</w:t>
             </w:r>
           </w:p>
         </w:tc>
@@ -6179,7 +6179,7 @@
               <w:rPr>
                 <w:sz w:val="17"/>
               </w:rPr>
-              <w:t>86–92</w:t>
+              <w:t>86–98</w:t>
             </w:r>
           </w:p>
         </w:tc>
@@ -6199,7 +6199,7 @@
                 <w:b/>
                 <w:sz w:val="17"/>
               </w:rPr>
-              <w:t>17:45 – 18:30</w:t>
+              <w:t>17:45 – 18:15</w:t>
             </w:r>
           </w:p>
         </w:tc>
@@ -6216,7 +6216,7 @@
               <w:rPr>
                 <w:sz w:val="17"/>
               </w:rPr>
-              <w:t>0.75</w:t>
+              <w:t>0.50</w:t>
             </w:r>
           </w:p>
         </w:tc>
@@ -6307,6 +6307,122 @@
                 <w:sz w:val="17"/>
               </w:rPr>
               <w:t>102–110</w:t>
+            </w:r>
+          </w:p>
+        </w:tc>
+      </w:tr>
+      <w:tr>
+        <w:tc>
+          <w:tcPr>
+            <w:tcW w:type="dxa" w:w="1368"/>
+          </w:tcPr>
+          <w:p>
+            <w:pPr>
+              <w:spacing w:after="20"/>
+            </w:pPr>
+            <w:r/>
+            <w:r>
+              <w:rPr>
+                <w:b/>
+                <w:sz w:val="17"/>
+              </w:rPr>
+              <w:t>18:15 – 18:30</w:t>
+            </w:r>
+          </w:p>
+        </w:tc>
+        <w:tc>
+          <w:tcPr>
+            <w:tcW w:type="dxa" w:w="576"/>
+          </w:tcPr>
+          <w:p>
+            <w:pPr>
+              <w:spacing w:after="20"/>
+            </w:pPr>
+            <w:r/>
+            <w:r>
+              <w:rPr>
+                <w:sz w:val="17"/>
+              </w:rPr>
+              <w:t>0.25</w:t>
+            </w:r>
+          </w:p>
+        </w:tc>
+        <w:tc>
+          <w:tcPr>
+            <w:tcW w:type="dxa" w:w="2232"/>
+          </w:tcPr>
+          <w:p>
+            <w:pPr>
+              <w:spacing w:after="20"/>
+            </w:pPr>
+            <w:r/>
+            <w:r>
+              <w:rPr>
+                <w:sz w:val="17"/>
+              </w:rPr>
+              <w:t>Topic 3 recap · Course summary and next steps</w:t>
+            </w:r>
+          </w:p>
+        </w:tc>
+        <w:tc>
+          <w:tcPr>
+            <w:tcW w:type="dxa" w:w="3384"/>
+          </w:tcPr>
+          <w:p>
+            <w:pPr>
+              <w:spacing w:after="20"/>
+            </w:pPr>
+            <w:r/>
+            <w:r>
+              <w:rPr>
+                <w:sz w:val="17"/>
+              </w:rPr>
+              <w:t>Consolidate the three learning outcomes, the eight key takeaways, and the recommended follow-on courses. Final Q&amp;A before the feedback survey.</w:t>
+            </w:r>
+          </w:p>
+        </w:tc>
+        <w:tc>
+          <w:tcPr>
+            <w:tcW w:type="dxa" w:w="1368"/>
+          </w:tcPr>
+          <w:p>
+            <w:pPr>
+              <w:spacing w:after="20"/>
+            </w:pPr>
+            <w:r/>
+            <w:r>
+              <w:rPr>
+                <w:sz w:val="17"/>
+              </w:rPr>
+              <w:t>Recap</w:t>
+            </w:r>
+          </w:p>
+          <w:p>
+            <w:pPr>
+              <w:spacing w:after="20"/>
+            </w:pPr>
+            <w:r>
+              <w:rPr>
+                <w:sz w:val="17"/>
+              </w:rPr>
+              <w:t>Q&amp;A</w:t>
+            </w:r>
+          </w:p>
+        </w:tc>
+        <w:tc>
+          <w:tcPr>
+            <w:tcW w:type="dxa" w:w="792"/>
+          </w:tcPr>
+          <w:p>
+            <w:pPr>
+              <w:spacing w:after="20"/>
+            </w:pPr>
+            <w:r/>
+            <w:r>
+              <w:rPr>
+                <w:sz w:val="17"/>
+              </w:rPr>
+              <w:t>111–115</w:t>
             </w:r>
           </w:p>
         </w:tc>
@@ -7267,7 +7383,7 @@
               <w:rPr>
                 <w:sz w:val="17"/>
               </w:rPr>
-              <w:t>A completed empathy map and persona for Priya Menon, a reframed problem statement, and a ranked list of the to…</w:t>
+              <w:t>A completed empathy map and persona for Priya Menon, a reframed problem statement, and a ranked list of the top 3 customer-value features with the reasoning for each.</w:t>
             </w:r>
           </w:p>
         </w:tc>
@@ -7389,7 +7505,7 @@
               <w:rPr>
                 <w:sz w:val="17"/>
               </w:rPr>
-              <w:t>A completed fishbone diagram with 6 categories and at least 18 causes, each tagged as structural or behavioura…</w:t>
+              <w:t>A completed fishbone diagram with 6 categories and at least 18 causes, each tagged as structural or behavioural, plus a one-page recommendation identifying which causes Agile addresses and which it does not.</w:t>
             </w:r>
           </w:p>
         </w:tc>
@@ -7511,7 +7627,7 @@
               <w:rPr>
                 <w:sz w:val="17"/>
               </w:rPr>
-              <w:t>A product backlog of at least 12 estimated user stories in priority order, a Sprint 1 backlog of about 20 poin…</w:t>
+              <w:t>A product backlog of at least 12 estimated user stories in priority order, a Sprint 1 backlog of about 20 points, one written sprint goal, and a Definition of Done agreed by the whole team.</w:t>
             </w:r>
           </w:p>
         </w:tc>
@@ -7633,7 +7749,7 @@
               <w:rPr>
                 <w:sz w:val="17"/>
               </w:rPr>
-              <w:t>A completed RACI matrix covering 12 activities across 5 roles, a list of the anti-patterns found, and the corr…</w:t>
+              <w:t>A completed RACI matrix covering 12 activities across 5 roles, a list of the anti-patterns found, and the corrected matrix with the specific change that resolves the developers' escalation.</w:t>
             </w:r>
           </w:p>
         </w:tc>
@@ -7755,7 +7871,7 @@
               <w:rPr>
                 <w:sz w:val="17"/>
               </w:rPr>
-              <w:t>A completed 10-day sprint board, a burndown chart with all 10 data points, an impediment log with the resoluti…</w:t>
+              <w:t>A completed 10-day sprint board, a burndown chart with all 10 data points, an impediment log with the resolution of each of the 3 injections, and the actual velocity achieved.</w:t>
             </w:r>
           </w:p>
         </w:tc>
@@ -7877,7 +7993,7 @@
               <w:rPr>
                 <w:sz w:val="17"/>
               </w:rPr>
-              <w:t>A completed 5 Whys chain of at least 5 levels reaching an actionable root cause, plus one SMART improvement ac…</w:t>
+              <w:t>A completed 5 Whys chain of at least 5 levels reaching an actionable root cause, plus one SMART improvement action with a named owner, a measure, and a place in the Sprint 2 backlog.</w:t>
             </w:r>
           </w:p>
         </w:tc>
@@ -7999,7 +8115,7 @@
               <w:rPr>
                 <w:sz w:val="17"/>
               </w:rPr>
-              <w:t>A completed Pareto chart of 8 defect categories with a cumulative line, the identified vital few, and a Sprint…</w:t>
+              <w:t>A completed Pareto chart of 8 defect categories with a cumulative line, the identified vital few, and a Sprint 4 improvement commitment with a numeric target and the projected defect reduction.</w:t>
             </w:r>
           </w:p>
         </w:tc>
@@ -8121,7 +8237,7 @@
               <w:rPr>
                 <w:sz w:val="17"/>
               </w:rPr>
-              <w:t>A velocity-based forecast range in sprints and calendar dates, a release burndown, a written interpretation of…</w:t>
+              <w:t>A velocity-based forecast range in sprints and calendar dates, a release burndown, a written interpretation of the CFD and control chart naming the bottleneck, and a one-paragraph answer to the committee.</w:t>
             </w:r>
           </w:p>
         </w:tc>
@@ -8441,7 +8557,7 @@
       </w:pPr>
       <w:r>
         <w:rPr>
-          <w:sz w:val="21"/>
+          <w:sz w:val="22"/>
         </w:rPr>
         <w:t>The activities are the course. If you are running late, compress the concept slides — never the activities. Learners are assessed on applied ability.</w:t>
       </w:r>
@@ -8453,7 +8569,7 @@
       </w:pPr>
       <w:r>
         <w:rPr>
-          <w:sz w:val="21"/>
+          <w:sz w:val="22"/>
         </w:rPr>
         <w:t>Announce a hard time for each activity and hold it. Activity 5 (the 10-day sprint simulation) will overrun if you do not call each simulated day yourself.</w:t>
       </w:r>
@@ -8465,7 +8581,7 @@
       </w:pPr>
       <w:r>
         <w:rPr>
-          <w:sz w:val="21"/>
+          <w:sz w:val="22"/>
         </w:rPr>
         <w:t>Keep the debrief for each activity — it is where the learning is consolidated and where the TSC link is made explicit.</w:t>
       </w:r>
@@ -8486,7 +8602,7 @@
       </w:pPr>
       <w:r>
         <w:rPr>
-          <w:sz w:val="21"/>
+          <w:sz w:val="22"/>
         </w:rPr>
         <w:t>Form teams of 3–4 on Day 1 and keep them for both days, so their case artefacts accumulate.</w:t>
       </w:r>
@@ -8498,7 +8614,7 @@
       </w:pPr>
       <w:r>
         <w:rPr>
-          <w:sz w:val="21"/>
+          <w:sz w:val="22"/>
         </w:rPr>
         <w:t>In Activity 3, you play the Product Owner. Push back on teams that accept every story; make them defend the ordering.</w:t>
       </w:r>
@@ -8510,7 +8626,7 @@
       </w:pPr>
       <w:r>
         <w:rPr>
-          <w:sz w:val="21"/>
+          <w:sz w:val="22"/>
         </w:rPr>
         <w:t>In Activity 5, inject the three impediments on cue (Day 3 stale feed, Day 5 capacity loss, Day 7 mid-sprint request). The Day 7 request is the real test — watch whether teams protect the sprint or simply absorb the work.</w:t>
       </w:r>
@@ -8522,7 +8638,7 @@
       </w:pPr>
       <w:r>
         <w:rPr>
-          <w:sz w:val="21"/>
+          <w:sz w:val="22"/>
         </w:rPr>
         <w:t>In Activity 6, do not let a team stop at 'the carrier's fault'. Keep asking why until the cause is something the team itself can change.</w:t>
       </w:r>
@@ -8534,7 +8650,7 @@
       </w:pPr>
       <w:r>
         <w:rPr>
-          <w:sz w:val="21"/>
+          <w:sz w:val="22"/>
         </w:rPr>
         <w:t>In Activity 8, expect teams to recommend 'increase velocity'. That is the teachable moment — walk them back to the control chart and Little's Law.</w:t>
       </w:r>
@@ -8876,7 +8992,7 @@
       </w:pPr>
       <w:r>
         <w:rPr>
-          <w:sz w:val="21"/>
+          <w:sz w:val="22"/>
         </w:rPr>
         <w:t>If a tool URL is unreachable, run the activity on flip-chart paper — every tool here has a paper equivalent, and the thinking is what is assessed.</w:t>
       </w:r>
@@ -8888,7 +9004,7 @@
       </w:pPr>
       <w:r>
         <w:rPr>
-          <w:sz w:val="21"/>
+          <w:sz w:val="22"/>
         </w:rPr>
         <w:t>If the class is smaller than 6, run two teams and have them cross-review each other's artefacts instead of presenting to the room.</w:t>
       </w:r>
@@ -8900,7 +9016,7 @@
       </w:pPr>
       <w:r>
         <w:rPr>
-          <w:sz w:val="21"/>
+          <w:sz w:val="22"/>
         </w:rPr>
         <w:t>If a learner arrives without a laptop, pair them into a team that has one; every activity is a team activity.</w:t>
       </w:r>

--- a/courseware/WSQ - Lesson Plan - Agile Project Management for Business - v9.0.docx
+++ b/courseware/WSQ - Lesson Plan - Agile Project Management for Business - v9.0.docx
@@ -813,6 +813,7 @@
       </w:r>
     </w:p>
     <w:p>
+      <w:pPr/>
       <w:r>
         <w:br w:type="page"/>
       </w:r>
@@ -5367,7 +5368,7 @@
               <w:rPr>
                 <w:sz w:val="17"/>
               </w:rPr>
-              <w:t>67–69</w:t>
+              <w:t>66–69</w:t>
             </w:r>
           </w:p>
         </w:tc>
